--- a/acts-sermons/docx/38_2027-07-04_성령이보내시는교회_행13장1-3절.docx
+++ b/acts-sermons/docx/38_2027-07-04_성령이보내시는교회_행13장1-3절.docx
@@ -420,7 +420,7 @@
           <w:sz w:val="24"/>
           <w:szCs w:val="24"/>
         </w:rPr>
-        <w:t xml:space="preserve">그녀의 찬송은 당시 부흥 집회에서 널리 불렸고, 세상의 기준으로는 연약한 한 사람을 통해 수많은 사람이 위로와 구원의 기쁨을 얻었습니다. 하나님은 사람의 배경과 조건을 보고 쓰시지 않습니다. 앞을 보지 못하는 여인도, 아프리카 출신 시므온도, 왕궁 출신 마나엔도, 박해자였던 사울도 그리스도 안에서 귀한 일꾼이 됩니다.</w:t>
+        <w:t xml:space="preserve">그녀의 찬송은 당시 부흥 집회에서 널리 불렸고, 세상의 기준으로는 연약한 한 사람을 통해 수많은 사람이 위로와 구원의 기쁨을 얻었습니다. 그녀는 자신의 시각장애를 원망하기보다, 그것을 통해 오히려 하나님을 더 깊이 바라보게 되었다고 고백한 것으로 알려져 있습니다. 그녀는 뉴욕의 가난한 이웃들 사이에서 구제와 전도 사역에도 힘썼습니다. 하나님은 사람의 배경과 조건을 보고 쓰시지 않습니다. 앞을 보지 못하는 여인도, 아프리카 출신 시므온도, 왕궁 출신 마나엔도, 박해자였던 사울도 그리스도 안에서 귀한 일꾼이 됩니다.</w:t>
       </w:r>
     </w:p>
     <w:p>
@@ -1028,7 +1028,7 @@
           <w:sz w:val="24"/>
           <w:szCs w:val="24"/>
         </w:rPr>
-        <w:t xml:space="preserve">수련회가 끝날 무렵, 백 명의 학생이 하나님께서 허락하시면 해외 선교사로 가겠다고 서명했습니다. 이들을 흔히 ‘마운트 허먼의 백 명’이라고 부릅니다. 이 헌신은 이후 ‘학생 자원자 운동’으로 이어졌고, 그 운동을 통해 수십 년 동안 수많은 젊은이가 세계 곳곳으로 선교사로 나갔습니다. 이 젊은이들을 떠나보낸 것은 그들의 부모와 교회였습니다. 귀한 자녀를 하나님께 드리며 기도로 보낸 수많은 가정과 교회가 있었기에, 복음은 땅끝까지 나아갈 수 있었습니다.</w:t>
+        <w:t xml:space="preserve">수련회가 끝날 무렵, 백 명의 학생이 하나님께서 허락하시면 해외 선교사로 가겠다고 서명했습니다. 이들을 흔히 ‘마운트 허먼의 백 명’이라고 부릅니다. 이 헌신은 이후 ‘학생 자원자 운동’으로 이어졌고, 그 운동을 통해 수십 년 동안 수많은 젊은이가 세계 곳곳으로 선교사로 나갔습니다. 이 젊은이들을 떠나보낸 것은 그들의 부모와 교회였습니다. 귀한 자녀를 하나님께 드리며 기도로 보낸 수많은 가정과 교회가 있었기에, 복음은 땅끝까지 나아갈 수 있었습니다. 선교사 한 사람 뒤에는 언제나 그를 놓아 보낸 눈물의 기도가 있습니다.</w:t>
       </w:r>
     </w:p>
     <w:p>

--- a/acts-sermons/docx/38_2027-07-04_성령이보내시는교회_행13장1-3절.docx
+++ b/acts-sermons/docx/38_2027-07-04_성령이보내시는교회_행13장1-3절.docx
@@ -951,33 +951,33 @@
           <w:sz w:val="24"/>
           <w:szCs w:val="24"/>
         </w:rPr>
-        <w:t xml:space="preserve">사무엘상 1장에 한나가 나옵니다. 한나는 오랫동안 자식이 없어 괴로워했습니다. 그녀는 실로의 성전에서 마음이 괴로워 통곡하며 기도했습니다. 만일 주께서 아들을 주시면 그의 평생에 그를 여호와께 드리겠다고 서원했습니다. 하나님은 그 기도를 들으셨고, 한나는 아들을 낳아 이름을 사무엘이라 지었습니다.</w:t>
-      </w:r>
-    </w:p>
-    <w:p>
-      <w:pPr>
-        <w:spacing w:after="160" w:line="360"/>
-      </w:pPr>
-      <w:r>
-        <w:rPr>
-          <w:rFonts w:ascii="맑은 고딕" w:cs="맑은 고딕" w:eastAsia="맑은 고딕" w:hAnsi="맑은 고딕"/>
-          <w:sz w:val="24"/>
-          <w:szCs w:val="24"/>
-        </w:rPr>
-        <w:t xml:space="preserve">그 아들이 얼마나 귀했겠습니까? 눈물로 얻은 아들이었습니다. 그러나 한나는 젖을 뗀 어린 사무엘을 데리고 실로로 올라가 엘리 제사장에게 맡겼습니다. 그리고 이렇게 고백했습니다. 이 아이를 위하여 내가 기도하였더니 여호와께서 내가 구하여 기도한 것을 허락하신지라 그러므로 나도 그를 여호와께 드리되 그의 평생을 여호와께 드리나이다.</w:t>
-      </w:r>
-    </w:p>
-    <w:p>
-      <w:pPr>
-        <w:spacing w:after="160" w:line="360"/>
-      </w:pPr>
-      <w:r>
-        <w:rPr>
-          <w:rFonts w:ascii="맑은 고딕" w:cs="맑은 고딕" w:eastAsia="맑은 고딕" w:hAnsi="맑은 고딕"/>
-          <w:sz w:val="24"/>
-          <w:szCs w:val="24"/>
-        </w:rPr>
-        <w:t xml:space="preserve">한나는 가장 귀한 것을 하나님께 드렸습니다. 그 결과 사무엘은 이스라엘의 마지막 사사이자 선지자가 되어 나라를 새롭게 하는 하나님의 사람이 되었습니다. 그리고 하나님은 한나에게 세 아들과 두 딸을 더 주셨습니다. 하나님께 드린 것은 결코 잃어버린 것이 아닙니다. 안디옥 교회도 한나처럼 가장 귀한 사람을 하나님께 드렸습니다.</w:t>
+        <w:t xml:space="preserve">사사기 4장에서 이스라엘은 가나안 왕 야빈과 그의 군대 장관 시스라에게 이십 년 동안 심한 학대를 받았습니다. 시스라에게는 철 병거가 구백 대나 있었습니다. 그때 하나님은 여선지자 드보라를 통해 바락을 부르셨습니다. 납달리 자손과 스불론 자손 만 명을 거느리고 다볼 산으로 가라는 말씀이었습니다. 바락은 드보라가 함께 가면 가겠다고 했고, 드보라는 그와 함께 일어나 갔습니다.</w:t>
+      </w:r>
+    </w:p>
+    <w:p>
+      <w:pPr>
+        <w:spacing w:after="160" w:line="360"/>
+      </w:pPr>
+      <w:r>
+        <w:rPr>
+          <w:rFonts w:ascii="맑은 고딕" w:cs="맑은 고딕" w:eastAsia="맑은 고딕" w:hAnsi="맑은 고딕"/>
+          <w:sz w:val="24"/>
+          <w:szCs w:val="24"/>
+        </w:rPr>
+        <w:t xml:space="preserve">5장의 드보라의 노래를 보면, 그 전쟁에 모든 지파가 나선 것은 아니었습니다. 르우벤은 양 떼 곁에서 머뭇거렸고, 길르앗과 단과 아셀도 자기 자리에 머물렀습니다. 그러나 노래는 기꺼이 나선 사람들을 기억합니다. “백성이 즐거이 헌신하였으니 여호와를 찬송하라.” 그리고 스불론은 죽음을 무릅쓰고 목숨을 아끼지 아니한 백성이요 납달리도 그러하였다고 노래합니다.</w:t>
+      </w:r>
+    </w:p>
+    <w:p>
+      <w:pPr>
+        <w:spacing w:after="160" w:line="360"/>
+      </w:pPr>
+      <w:r>
+        <w:rPr>
+          <w:rFonts w:ascii="맑은 고딕" w:cs="맑은 고딕" w:eastAsia="맑은 고딕" w:hAnsi="맑은 고딕"/>
+          <w:sz w:val="24"/>
+          <w:szCs w:val="24"/>
+        </w:rPr>
+        <w:t xml:space="preserve">그날 승리를 주신 분은 여호와이셨습니다. 기손 강이 시스라의 군대를 휩쓸어 갔다고 노래는 말합니다. 그러나 하나님은 그 승리의 자리에 자기 백성이 기꺼이 자신을 드리기를 원하셨습니다. 지도자들은 일어나 앞장섰고, 지파들은 귀한 아들들을 내어놓았습니다. 안디옥 교회도 그랬습니다. 그들은 가장 귀한 지도자인 바나바와 사울을 금식하며 기도하고 안수하여 떠나보냈습니다. 하나님께 즐거이 드린 것은 결코 잃어버린 것이 아닙니다. 그것이 여호와를 찬송할 이유가 됩니다.</w:t>
       </w:r>
     </w:p>
     <w:p>
@@ -1079,7 +1079,7 @@
           <w:sz w:val="24"/>
           <w:szCs w:val="24"/>
         </w:rPr>
-        <w:t xml:space="preserve">그러나 안디옥 교회를 기억하십시오. 그리고 한나를 기억하십시오. 우리 자녀를 하나님께 드리는 기도를 하십시오. ‘주님, 이 아이를 주님이 쓰시기에 합당한 사람으로 키워 주십시오.’ 선교사를 보내는 일에 기도와 물질로 동참하십시오. 모든 성도가 선교지로 갈 수는 없지만, 모든 성도는 보내는 선교사가 될 수 있습니다. 그리고 여러분 자신을 보내십시오. 여러분의 직장과 학교와 이웃이 여러분의 선교지입니다. 성령께서 오늘도 ‘내가 누구를 보낼까’ 물으십니다. 우리 모두 ‘내가 여기 있나이다’로 응답합시다.</w:t>
+        <w:t xml:space="preserve">그러나 안디옥 교회를 기억하십시오. 그리고 즐거이 헌신한 스불론과 납달리를 기억하십시오. 우리 자녀를 하나님께 드리는 기도를 하십시오. ‘주님, 이 아이를 주님이 쓰시기에 합당한 사람으로 키워 주십시오.’ 선교사를 보내는 일에 기도와 물질로 동참하십시오. 모든 성도가 선교지로 갈 수는 없지만, 모든 성도는 보내는 선교사가 될 수 있습니다. 그리고 여러분 자신을 보내십시오. 여러분의 직장과 학교와 이웃이 여러분의 선교지입니다. 성령께서 오늘도 ‘내가 누구를 보낼까’ 물으십니다. 우리 모두 ‘내가 여기 있나이다’로 응답합시다.</w:t>
       </w:r>
     </w:p>
     <w:p>

--- a/acts-sermons/docx/38_2027-07-04_성령이보내시는교회_행13장1-3절.docx
+++ b/acts-sermons/docx/38_2027-07-04_성령이보내시는교회_행13장1-3절.docx
@@ -874,7 +874,7 @@
           <w:sz w:val="24"/>
           <w:szCs w:val="24"/>
         </w:rPr>
-        <w:t xml:space="preserve">성령께서 따로 세우라고 하신 두 사람은 누구였습니까? 바나바와 사울이었습니다. 바나바는 안디옥 교회의 첫 지도자였습니다. 예루살렘 교회가 그를 안디옥에 보냈고, 그는 다소에 있던 사울을 찾아 데려와 함께 일 년 동안 가르쳤습니다. 이 두 사람은 안디옥 교회의 기둥이었고 가장 탁월한 교사였습니다.</w:t>
+        <w:t xml:space="preserve">성령께서 따로 세우라고 하신 두 사람은 누구였습니까? 바나바와 사울이었습니다. 바나바는 안디옥 교회를 세워 가며 이끈 지도자였습니다. 예루살렘 교회가 그를 안디옥에 보냈고, 그는 다소에 있던 사울을 찾아 데려와 함께 일 년 동안 가르쳤습니다. 이 두 사람은 안디옥 교회의 기둥이었고 가장 탁월한 교사였습니다.</w:t>
       </w:r>
     </w:p>
     <w:p>
